--- a/resources/form_templates/estandar/SNCC_F035_Soporte_Tecnico.docx
+++ b/resources/form_templates/estandar/SNCC_F035_Soporte_Tecnico.docx
@@ -45,7 +45,7 @@
                             <w:rPr>
                               <w:rStyle w:val="Textodelmarcadordeposicin"/>
                             </w:rPr>
-                            <w:t>Click here to enter text.</w:t>
+                            <w:t>${proceso_codigo}</w:t>
                           </w:r>
                         </w:p>
                       </w:sdtContent>
@@ -321,7 +321,7 @@
                         <w:rPr>
                           <w:rStyle w:val="Style5"/>
                         </w:rPr>
-                        <w:t xml:space="preserve">Seleccione la fecha </w:t>
+                        <w:t xml:space="preserve">${fecha} </w:t>
                       </w:r>
                     </w:sdtContent>
                   </w:sdt>
@@ -2039,7 +2039,7 @@
           <w:sz w:val="22"/>
           <w:szCs w:val="22"/>
         </w:rPr>
-        <w:t>poner aquí nombre del Oferente</w:t>
+        <w:t>${empresa_nombre}</w:t>
       </w:r>
       <w:r>
         <w:rPr>
@@ -2107,7 +2107,7 @@
           <w:sz w:val="22"/>
           <w:szCs w:val="22"/>
         </w:rPr>
-        <w:t>Firma autorizada y sello - Fecha</w:t>
+        <w:t>${img_firma} ${img_sello} — ${fecha}</w:t>
       </w:r>
     </w:p>
     <w:p>
